--- a/paper/submission/supplementary_material.docx
+++ b/paper/submission/supplementary_material.docx
@@ -3482,7 +3482,7 @@
         <w:jc w:val="both"/>
       </w:pPr>
       <w:r>
-        <w:t xml:space="preserve">315 tests, 93 % statement coverage, no network access required. Coverage includes: the three scoring formulae against hand-computed values; the four detectors on keyword spaces with embeddings placed at exact angles, so the similarity window is tested against the published thresholds rather than against whatever a model produces; both modes end-to-end on a synthetic corpus with planted gaps; cross-process determinism under differing </w:t>
+        <w:t xml:space="preserve">316 tests, 93 % statement coverage, no network access required. Coverage includes: the three scoring formulae against hand-computed values; the four detectors on keyword spaces with embeddings placed at exact angles, so the similarity window is tested against the published thresholds rather than against whatever a model produces; both modes end-to-end on a synthetic corpus with planted gaps; cross-process determinism under differing </w:t>
       </w:r>
       <w:r>
         <w:rPr>
